--- a/synthetic/output/anomalies/anomalies.docx
+++ b/synthetic/output/anomalies/anomalies.docx
@@ -72,7 +72,7 @@
           </w:tcPr>
           <w:p>
             <w:r>
-              <w:t>P014</w:t>
+              <w:t>P029</w:t>
             </w:r>
           </w:p>
         </w:tc>
@@ -82,7 +82,7 @@
           </w:tcPr>
           <w:p>
             <w:r>
-              <w:t>2026-01</w:t>
+              <w:t>2026-05</w:t>
             </w:r>
           </w:p>
         </w:tc>
@@ -92,7 +92,7 @@
           </w:tcPr>
           <w:p>
             <w:r>
-              <w:t>['rx_drop', 'sales_spike', 'cross_territory']</w:t>
+              <w:t>['sales_spike']</w:t>
             </w:r>
           </w:p>
         </w:tc>
@@ -114,7 +114,7 @@
           </w:tcPr>
           <w:p>
             <w:r>
-              <w:t>P006</w:t>
+              <w:t>P026</w:t>
             </w:r>
           </w:p>
         </w:tc>
@@ -124,7 +124,7 @@
           </w:tcPr>
           <w:p>
             <w:r>
-              <w:t>2026-04</w:t>
+              <w:t>2026-03</w:t>
             </w:r>
           </w:p>
         </w:tc>
@@ -134,7 +134,7 @@
           </w:tcPr>
           <w:p>
             <w:r>
-              <w:t>['rx_drop', 'sales_spike', 'doctor_concentration']</w:t>
+              <w:t>['payout_discrepancy', 'doctor_concentration', 'rx_drop']</w:t>
             </w:r>
           </w:p>
         </w:tc>
@@ -156,7 +156,7 @@
           </w:tcPr>
           <w:p>
             <w:r>
-              <w:t>P019</w:t>
+              <w:t>P014</w:t>
             </w:r>
           </w:p>
         </w:tc>
@@ -176,7 +176,7 @@
           </w:tcPr>
           <w:p>
             <w:r>
-              <w:t>['payout_discrepancy', 'doctor_concentration']</w:t>
+              <w:t>['rx_drop', 'doctor_concentration', 'payout_discrepancy']</w:t>
             </w:r>
           </w:p>
         </w:tc>
@@ -208,7 +208,7 @@
           </w:tcPr>
           <w:p>
             <w:r>
-              <w:t>2026-03</w:t>
+              <w:t>2026-05</w:t>
             </w:r>
           </w:p>
         </w:tc>
@@ -218,91 +218,7 @@
           </w:tcPr>
           <w:p>
             <w:r>
-              <w:t>['doctor_concentration']</w:t>
-            </w:r>
-          </w:p>
-        </w:tc>
-      </w:tr>
-      <w:tr>
-        <w:tc>
-          <w:tcPr>
-            <w:tcW w:type="dxa" w:w="2160"/>
-          </w:tcPr>
-          <w:p>
-            <w:r>
-              <w:t>FR0002</w:t>
-            </w:r>
-          </w:p>
-        </w:tc>
-        <w:tc>
-          <w:tcPr>
-            <w:tcW w:type="dxa" w:w="2160"/>
-          </w:tcPr>
-          <w:p>
-            <w:r>
-              <w:t>P018</w:t>
-            </w:r>
-          </w:p>
-        </w:tc>
-        <w:tc>
-          <w:tcPr>
-            <w:tcW w:type="dxa" w:w="2160"/>
-          </w:tcPr>
-          <w:p>
-            <w:r>
-              <w:t>2026-07</w:t>
-            </w:r>
-          </w:p>
-        </w:tc>
-        <w:tc>
-          <w:tcPr>
-            <w:tcW w:type="dxa" w:w="2160"/>
-          </w:tcPr>
-          <w:p>
-            <w:r>
-              <w:t>['rx_drop', 'cross_territory']</w:t>
-            </w:r>
-          </w:p>
-        </w:tc>
-      </w:tr>
-      <w:tr>
-        <w:tc>
-          <w:tcPr>
-            <w:tcW w:type="dxa" w:w="2160"/>
-          </w:tcPr>
-          <w:p>
-            <w:r>
-              <w:t>FR0002</w:t>
-            </w:r>
-          </w:p>
-        </w:tc>
-        <w:tc>
-          <w:tcPr>
-            <w:tcW w:type="dxa" w:w="2160"/>
-          </w:tcPr>
-          <w:p>
-            <w:r>
-              <w:t>P007</w:t>
-            </w:r>
-          </w:p>
-        </w:tc>
-        <w:tc>
-          <w:tcPr>
-            <w:tcW w:type="dxa" w:w="2160"/>
-          </w:tcPr>
-          <w:p>
-            <w:r>
-              <w:t>2026-07</w:t>
-            </w:r>
-          </w:p>
-        </w:tc>
-        <w:tc>
-          <w:tcPr>
-            <w:tcW w:type="dxa" w:w="2160"/>
-          </w:tcPr>
-          <w:p>
-            <w:r>
-              <w:t>['cross_territory', 'sales_spike']</w:t>
+              <w:t>['cross_territory', 'rx_drop']</w:t>
             </w:r>
           </w:p>
         </w:tc>
@@ -324,7 +240,7 @@
           </w:tcPr>
           <w:p>
             <w:r>
-              <w:t>P026</w:t>
+              <w:t>P014</w:t>
             </w:r>
           </w:p>
         </w:tc>
@@ -334,7 +250,7 @@
           </w:tcPr>
           <w:p>
             <w:r>
-              <w:t>2026-01</w:t>
+              <w:t>2026-06</w:t>
             </w:r>
           </w:p>
         </w:tc>
@@ -344,7 +260,49 @@
           </w:tcPr>
           <w:p>
             <w:r>
-              <w:t>['rx_drop', 'doctor_concentration', 'cross_territory']</w:t>
+              <w:t>['cross_territory']</w:t>
+            </w:r>
+          </w:p>
+        </w:tc>
+      </w:tr>
+      <w:tr>
+        <w:tc>
+          <w:tcPr>
+            <w:tcW w:type="dxa" w:w="2160"/>
+          </w:tcPr>
+          <w:p>
+            <w:r>
+              <w:t>FR0006</w:t>
+            </w:r>
+          </w:p>
+        </w:tc>
+        <w:tc>
+          <w:tcPr>
+            <w:tcW w:type="dxa" w:w="2160"/>
+          </w:tcPr>
+          <w:p>
+            <w:r>
+              <w:t>P011</w:t>
+            </w:r>
+          </w:p>
+        </w:tc>
+        <w:tc>
+          <w:tcPr>
+            <w:tcW w:type="dxa" w:w="2160"/>
+          </w:tcPr>
+          <w:p>
+            <w:r>
+              <w:t>2026-05</w:t>
+            </w:r>
+          </w:p>
+        </w:tc>
+        <w:tc>
+          <w:tcPr>
+            <w:tcW w:type="dxa" w:w="2160"/>
+          </w:tcPr>
+          <w:p>
+            <w:r>
+              <w:t>['cross_territory', 'rx_drop']</w:t>
             </w:r>
           </w:p>
         </w:tc>
@@ -376,7 +334,7 @@
           </w:tcPr>
           <w:p>
             <w:r>
-              <w:t>2026-01</w:t>
+              <w:t>2026-04</w:t>
             </w:r>
           </w:p>
         </w:tc>
@@ -386,7 +344,7 @@
           </w:tcPr>
           <w:p>
             <w:r>
-              <w:t>['doctor_concentration']</w:t>
+              <w:t>['payout_discrepancy']</w:t>
             </w:r>
           </w:p>
         </w:tc>
@@ -408,91 +366,7 @@
           </w:tcPr>
           <w:p>
             <w:r>
-              <w:t>P018</w:t>
-            </w:r>
-          </w:p>
-        </w:tc>
-        <w:tc>
-          <w:tcPr>
-            <w:tcW w:type="dxa" w:w="2160"/>
-          </w:tcPr>
-          <w:p>
-            <w:r>
-              <w:t>2026-05</w:t>
-            </w:r>
-          </w:p>
-        </w:tc>
-        <w:tc>
-          <w:tcPr>
-            <w:tcW w:type="dxa" w:w="2160"/>
-          </w:tcPr>
-          <w:p>
-            <w:r>
-              <w:t>['payout_discrepancy']</w:t>
-            </w:r>
-          </w:p>
-        </w:tc>
-      </w:tr>
-      <w:tr>
-        <w:tc>
-          <w:tcPr>
-            <w:tcW w:type="dxa" w:w="2160"/>
-          </w:tcPr>
-          <w:p>
-            <w:r>
-              <w:t>FR0007</w:t>
-            </w:r>
-          </w:p>
-        </w:tc>
-        <w:tc>
-          <w:tcPr>
-            <w:tcW w:type="dxa" w:w="2160"/>
-          </w:tcPr>
-          <w:p>
-            <w:r>
-              <w:t>P011</w:t>
-            </w:r>
-          </w:p>
-        </w:tc>
-        <w:tc>
-          <w:tcPr>
-            <w:tcW w:type="dxa" w:w="2160"/>
-          </w:tcPr>
-          <w:p>
-            <w:r>
-              <w:t>2026-06</w:t>
-            </w:r>
-          </w:p>
-        </w:tc>
-        <w:tc>
-          <w:tcPr>
-            <w:tcW w:type="dxa" w:w="2160"/>
-          </w:tcPr>
-          <w:p>
-            <w:r>
-              <w:t>['doctor_concentration']</w:t>
-            </w:r>
-          </w:p>
-        </w:tc>
-      </w:tr>
-      <w:tr>
-        <w:tc>
-          <w:tcPr>
-            <w:tcW w:type="dxa" w:w="2160"/>
-          </w:tcPr>
-          <w:p>
-            <w:r>
-              <w:t>FR0007</w:t>
-            </w:r>
-          </w:p>
-        </w:tc>
-        <w:tc>
-          <w:tcPr>
-            <w:tcW w:type="dxa" w:w="2160"/>
-          </w:tcPr>
-          <w:p>
-            <w:r>
-              <w:t>P008</w:t>
+              <w:t>P004</w:t>
             </w:r>
           </w:p>
         </w:tc>
@@ -503,48 +377,6 @@
           <w:p>
             <w:r>
               <w:t>2026-07</w:t>
-            </w:r>
-          </w:p>
-        </w:tc>
-        <w:tc>
-          <w:tcPr>
-            <w:tcW w:type="dxa" w:w="2160"/>
-          </w:tcPr>
-          <w:p>
-            <w:r>
-              <w:t>['sales_spike', 'doctor_concentration', 'payout_discrepancy']</w:t>
-            </w:r>
-          </w:p>
-        </w:tc>
-      </w:tr>
-      <w:tr>
-        <w:tc>
-          <w:tcPr>
-            <w:tcW w:type="dxa" w:w="2160"/>
-          </w:tcPr>
-          <w:p>
-            <w:r>
-              <w:t>FR0007</w:t>
-            </w:r>
-          </w:p>
-        </w:tc>
-        <w:tc>
-          <w:tcPr>
-            <w:tcW w:type="dxa" w:w="2160"/>
-          </w:tcPr>
-          <w:p>
-            <w:r>
-              <w:t>P027</w:t>
-            </w:r>
-          </w:p>
-        </w:tc>
-        <w:tc>
-          <w:tcPr>
-            <w:tcW w:type="dxa" w:w="2160"/>
-          </w:tcPr>
-          <w:p>
-            <w:r>
-              <w:t>2026-02</w:t>
             </w:r>
           </w:p>
         </w:tc>
@@ -576,7 +408,91 @@
           </w:tcPr>
           <w:p>
             <w:r>
-              <w:t>P027</w:t>
+              <w:t>P004</w:t>
+            </w:r>
+          </w:p>
+        </w:tc>
+        <w:tc>
+          <w:tcPr>
+            <w:tcW w:type="dxa" w:w="2160"/>
+          </w:tcPr>
+          <w:p>
+            <w:r>
+              <w:t>2026-03</w:t>
+            </w:r>
+          </w:p>
+        </w:tc>
+        <w:tc>
+          <w:tcPr>
+            <w:tcW w:type="dxa" w:w="2160"/>
+          </w:tcPr>
+          <w:p>
+            <w:r>
+              <w:t>['payout_discrepancy', 'sales_spike']</w:t>
+            </w:r>
+          </w:p>
+        </w:tc>
+      </w:tr>
+      <w:tr>
+        <w:tc>
+          <w:tcPr>
+            <w:tcW w:type="dxa" w:w="2160"/>
+          </w:tcPr>
+          <w:p>
+            <w:r>
+              <w:t>FR0007</w:t>
+            </w:r>
+          </w:p>
+        </w:tc>
+        <w:tc>
+          <w:tcPr>
+            <w:tcW w:type="dxa" w:w="2160"/>
+          </w:tcPr>
+          <w:p>
+            <w:r>
+              <w:t>P018</w:t>
+            </w:r>
+          </w:p>
+        </w:tc>
+        <w:tc>
+          <w:tcPr>
+            <w:tcW w:type="dxa" w:w="2160"/>
+          </w:tcPr>
+          <w:p>
+            <w:r>
+              <w:t>2026-02</w:t>
+            </w:r>
+          </w:p>
+        </w:tc>
+        <w:tc>
+          <w:tcPr>
+            <w:tcW w:type="dxa" w:w="2160"/>
+          </w:tcPr>
+          <w:p>
+            <w:r>
+              <w:t>['doctor_concentration']</w:t>
+            </w:r>
+          </w:p>
+        </w:tc>
+      </w:tr>
+      <w:tr>
+        <w:tc>
+          <w:tcPr>
+            <w:tcW w:type="dxa" w:w="2160"/>
+          </w:tcPr>
+          <w:p>
+            <w:r>
+              <w:t>FR0008</w:t>
+            </w:r>
+          </w:p>
+        </w:tc>
+        <w:tc>
+          <w:tcPr>
+            <w:tcW w:type="dxa" w:w="2160"/>
+          </w:tcPr>
+          <w:p>
+            <w:r>
+              <w:t>P011</w:t>
             </w:r>
           </w:p>
         </w:tc>
@@ -596,7 +512,91 @@
           </w:tcPr>
           <w:p>
             <w:r>
-              <w:t>['cross_territory', 'payout_discrepancy']</w:t>
+              <w:t>['payout_discrepancy']</w:t>
+            </w:r>
+          </w:p>
+        </w:tc>
+      </w:tr>
+      <w:tr>
+        <w:tc>
+          <w:tcPr>
+            <w:tcW w:type="dxa" w:w="2160"/>
+          </w:tcPr>
+          <w:p>
+            <w:r>
+              <w:t>FR0008</w:t>
+            </w:r>
+          </w:p>
+        </w:tc>
+        <w:tc>
+          <w:tcPr>
+            <w:tcW w:type="dxa" w:w="2160"/>
+          </w:tcPr>
+          <w:p>
+            <w:r>
+              <w:t>P006</w:t>
+            </w:r>
+          </w:p>
+        </w:tc>
+        <w:tc>
+          <w:tcPr>
+            <w:tcW w:type="dxa" w:w="2160"/>
+          </w:tcPr>
+          <w:p>
+            <w:r>
+              <w:t>2026-02</w:t>
+            </w:r>
+          </w:p>
+        </w:tc>
+        <w:tc>
+          <w:tcPr>
+            <w:tcW w:type="dxa" w:w="2160"/>
+          </w:tcPr>
+          <w:p>
+            <w:r>
+              <w:t>['doctor_concentration']</w:t>
+            </w:r>
+          </w:p>
+        </w:tc>
+      </w:tr>
+      <w:tr>
+        <w:tc>
+          <w:tcPr>
+            <w:tcW w:type="dxa" w:w="2160"/>
+          </w:tcPr>
+          <w:p>
+            <w:r>
+              <w:t>FR0008</w:t>
+            </w:r>
+          </w:p>
+        </w:tc>
+        <w:tc>
+          <w:tcPr>
+            <w:tcW w:type="dxa" w:w="2160"/>
+          </w:tcPr>
+          <w:p>
+            <w:r>
+              <w:t>P003</w:t>
+            </w:r>
+          </w:p>
+        </w:tc>
+        <w:tc>
+          <w:tcPr>
+            <w:tcW w:type="dxa" w:w="2160"/>
+          </w:tcPr>
+          <w:p>
+            <w:r>
+              <w:t>2026-01</w:t>
+            </w:r>
+          </w:p>
+        </w:tc>
+        <w:tc>
+          <w:tcPr>
+            <w:tcW w:type="dxa" w:w="2160"/>
+          </w:tcPr>
+          <w:p>
+            <w:r>
+              <w:t>['payout_discrepancy']</w:t>
             </w:r>
           </w:p>
         </w:tc>
@@ -638,7 +638,133 @@
           </w:tcPr>
           <w:p>
             <w:r>
+              <w:t>['doctor_concentration']</w:t>
+            </w:r>
+          </w:p>
+        </w:tc>
+      </w:tr>
+      <w:tr>
+        <w:tc>
+          <w:tcPr>
+            <w:tcW w:type="dxa" w:w="2160"/>
+          </w:tcPr>
+          <w:p>
+            <w:r>
+              <w:t>FR0010</w:t>
+            </w:r>
+          </w:p>
+        </w:tc>
+        <w:tc>
+          <w:tcPr>
+            <w:tcW w:type="dxa" w:w="2160"/>
+          </w:tcPr>
+          <w:p>
+            <w:r>
+              <w:t>P019</w:t>
+            </w:r>
+          </w:p>
+        </w:tc>
+        <w:tc>
+          <w:tcPr>
+            <w:tcW w:type="dxa" w:w="2160"/>
+          </w:tcPr>
+          <w:p>
+            <w:r>
+              <w:t>2026-04</w:t>
+            </w:r>
+          </w:p>
+        </w:tc>
+        <w:tc>
+          <w:tcPr>
+            <w:tcW w:type="dxa" w:w="2160"/>
+          </w:tcPr>
+          <w:p>
+            <w:r>
               <w:t>['cross_territory', 'payout_discrepancy']</w:t>
+            </w:r>
+          </w:p>
+        </w:tc>
+      </w:tr>
+      <w:tr>
+        <w:tc>
+          <w:tcPr>
+            <w:tcW w:type="dxa" w:w="2160"/>
+          </w:tcPr>
+          <w:p>
+            <w:r>
+              <w:t>FR0010</w:t>
+            </w:r>
+          </w:p>
+        </w:tc>
+        <w:tc>
+          <w:tcPr>
+            <w:tcW w:type="dxa" w:w="2160"/>
+          </w:tcPr>
+          <w:p>
+            <w:r>
+              <w:t>P018</w:t>
+            </w:r>
+          </w:p>
+        </w:tc>
+        <w:tc>
+          <w:tcPr>
+            <w:tcW w:type="dxa" w:w="2160"/>
+          </w:tcPr>
+          <w:p>
+            <w:r>
+              <w:t>2026-05</w:t>
+            </w:r>
+          </w:p>
+        </w:tc>
+        <w:tc>
+          <w:tcPr>
+            <w:tcW w:type="dxa" w:w="2160"/>
+          </w:tcPr>
+          <w:p>
+            <w:r>
+              <w:t>['rx_drop']</w:t>
+            </w:r>
+          </w:p>
+        </w:tc>
+      </w:tr>
+      <w:tr>
+        <w:tc>
+          <w:tcPr>
+            <w:tcW w:type="dxa" w:w="2160"/>
+          </w:tcPr>
+          <w:p>
+            <w:r>
+              <w:t>FR0010</w:t>
+            </w:r>
+          </w:p>
+        </w:tc>
+        <w:tc>
+          <w:tcPr>
+            <w:tcW w:type="dxa" w:w="2160"/>
+          </w:tcPr>
+          <w:p>
+            <w:r>
+              <w:t>P028</w:t>
+            </w:r>
+          </w:p>
+        </w:tc>
+        <w:tc>
+          <w:tcPr>
+            <w:tcW w:type="dxa" w:w="2160"/>
+          </w:tcPr>
+          <w:p>
+            <w:r>
+              <w:t>2026-05</w:t>
+            </w:r>
+          </w:p>
+        </w:tc>
+        <w:tc>
+          <w:tcPr>
+            <w:tcW w:type="dxa" w:w="2160"/>
+          </w:tcPr>
+          <w:p>
+            <w:r>
+              <w:t>['doctor_concentration', 'sales_spike']</w:t>
             </w:r>
           </w:p>
         </w:tc>

--- a/synthetic/output/anomalies/anomalies.docx
+++ b/synthetic/output/anomalies/anomalies.docx
@@ -62,7 +62,7 @@
           </w:tcPr>
           <w:p>
             <w:r>
-              <w:t>FR0001</w:t>
+              <w:t>FR0002</w:t>
             </w:r>
           </w:p>
         </w:tc>
@@ -72,7 +72,7 @@
           </w:tcPr>
           <w:p>
             <w:r>
-              <w:t>P029</w:t>
+              <w:t>P015</w:t>
             </w:r>
           </w:p>
         </w:tc>
@@ -82,7 +82,7 @@
           </w:tcPr>
           <w:p>
             <w:r>
-              <w:t>2026-05</w:t>
+              <w:t>2026-02</w:t>
             </w:r>
           </w:p>
         </w:tc>
@@ -92,49 +92,7 @@
           </w:tcPr>
           <w:p>
             <w:r>
-              <w:t>['sales_spike']</w:t>
-            </w:r>
-          </w:p>
-        </w:tc>
-      </w:tr>
-      <w:tr>
-        <w:tc>
-          <w:tcPr>
-            <w:tcW w:type="dxa" w:w="2160"/>
-          </w:tcPr>
-          <w:p>
-            <w:r>
-              <w:t>FR0001</w:t>
-            </w:r>
-          </w:p>
-        </w:tc>
-        <w:tc>
-          <w:tcPr>
-            <w:tcW w:type="dxa" w:w="2160"/>
-          </w:tcPr>
-          <w:p>
-            <w:r>
-              <w:t>P026</w:t>
-            </w:r>
-          </w:p>
-        </w:tc>
-        <w:tc>
-          <w:tcPr>
-            <w:tcW w:type="dxa" w:w="2160"/>
-          </w:tcPr>
-          <w:p>
-            <w:r>
-              <w:t>2026-03</w:t>
-            </w:r>
-          </w:p>
-        </w:tc>
-        <w:tc>
-          <w:tcPr>
-            <w:tcW w:type="dxa" w:w="2160"/>
-          </w:tcPr>
-          <w:p>
-            <w:r>
-              <w:t>['payout_discrepancy', 'doctor_concentration', 'rx_drop']</w:t>
+              <w:t>['sales_spike', 'doctor_concentration']</w:t>
             </w:r>
           </w:p>
         </w:tc>
@@ -156,7 +114,7 @@
           </w:tcPr>
           <w:p>
             <w:r>
-              <w:t>P014</w:t>
+              <w:t>P026</w:t>
             </w:r>
           </w:p>
         </w:tc>
@@ -166,7 +124,7 @@
           </w:tcPr>
           <w:p>
             <w:r>
-              <w:t>2026-01</w:t>
+              <w:t>2026-05</w:t>
             </w:r>
           </w:p>
         </w:tc>
@@ -176,7 +134,7 @@
           </w:tcPr>
           <w:p>
             <w:r>
-              <w:t>['rx_drop', 'doctor_concentration', 'payout_discrepancy']</w:t>
+              <w:t>['payout_discrepancy', 'sales_spike']</w:t>
             </w:r>
           </w:p>
         </w:tc>
@@ -198,7 +156,49 @@
           </w:tcPr>
           <w:p>
             <w:r>
-              <w:t>P004</w:t>
+              <w:t>P026</w:t>
+            </w:r>
+          </w:p>
+        </w:tc>
+        <w:tc>
+          <w:tcPr>
+            <w:tcW w:type="dxa" w:w="2160"/>
+          </w:tcPr>
+          <w:p>
+            <w:r>
+              <w:t>2026-06</w:t>
+            </w:r>
+          </w:p>
+        </w:tc>
+        <w:tc>
+          <w:tcPr>
+            <w:tcW w:type="dxa" w:w="2160"/>
+          </w:tcPr>
+          <w:p>
+            <w:r>
+              <w:t>['sales_spike', 'rx_drop']</w:t>
+            </w:r>
+          </w:p>
+        </w:tc>
+      </w:tr>
+      <w:tr>
+        <w:tc>
+          <w:tcPr>
+            <w:tcW w:type="dxa" w:w="2160"/>
+          </w:tcPr>
+          <w:p>
+            <w:r>
+              <w:t>FR0002</w:t>
+            </w:r>
+          </w:p>
+        </w:tc>
+        <w:tc>
+          <w:tcPr>
+            <w:tcW w:type="dxa" w:w="2160"/>
+          </w:tcPr>
+          <w:p>
+            <w:r>
+              <w:t>P018</w:t>
             </w:r>
           </w:p>
         </w:tc>
@@ -218,7 +218,49 @@
           </w:tcPr>
           <w:p>
             <w:r>
-              <w:t>['cross_territory', 'rx_drop']</w:t>
+              <w:t>['payout_discrepancy']</w:t>
+            </w:r>
+          </w:p>
+        </w:tc>
+      </w:tr>
+      <w:tr>
+        <w:tc>
+          <w:tcPr>
+            <w:tcW w:type="dxa" w:w="2160"/>
+          </w:tcPr>
+          <w:p>
+            <w:r>
+              <w:t>FR0005</w:t>
+            </w:r>
+          </w:p>
+        </w:tc>
+        <w:tc>
+          <w:tcPr>
+            <w:tcW w:type="dxa" w:w="2160"/>
+          </w:tcPr>
+          <w:p>
+            <w:r>
+              <w:t>P023</w:t>
+            </w:r>
+          </w:p>
+        </w:tc>
+        <w:tc>
+          <w:tcPr>
+            <w:tcW w:type="dxa" w:w="2160"/>
+          </w:tcPr>
+          <w:p>
+            <w:r>
+              <w:t>2026-07</w:t>
+            </w:r>
+          </w:p>
+        </w:tc>
+        <w:tc>
+          <w:tcPr>
+            <w:tcW w:type="dxa" w:w="2160"/>
+          </w:tcPr>
+          <w:p>
+            <w:r>
+              <w:t>['payout_discrepancy']</w:t>
             </w:r>
           </w:p>
         </w:tc>
@@ -282,7 +324,7 @@
           </w:tcPr>
           <w:p>
             <w:r>
-              <w:t>P011</w:t>
+              <w:t>P003</w:t>
             </w:r>
           </w:p>
         </w:tc>
@@ -302,7 +344,7 @@
           </w:tcPr>
           <w:p>
             <w:r>
-              <w:t>['cross_territory', 'rx_drop']</w:t>
+              <w:t>['doctor_concentration', 'cross_territory']</w:t>
             </w:r>
           </w:p>
         </w:tc>
@@ -314,7 +356,7 @@
           </w:tcPr>
           <w:p>
             <w:r>
-              <w:t>FR0006</w:t>
+              <w:t>FR0007</w:t>
             </w:r>
           </w:p>
         </w:tc>
@@ -324,7 +366,7 @@
           </w:tcPr>
           <w:p>
             <w:r>
-              <w:t>P004</w:t>
+              <w:t>P015</w:t>
             </w:r>
           </w:p>
         </w:tc>
@@ -334,7 +376,7 @@
           </w:tcPr>
           <w:p>
             <w:r>
-              <w:t>2026-04</w:t>
+              <w:t>2026-02</w:t>
             </w:r>
           </w:p>
         </w:tc>
@@ -356,7 +398,7 @@
           </w:tcPr>
           <w:p>
             <w:r>
-              <w:t>FR0006</w:t>
+              <w:t>FR0007</w:t>
             </w:r>
           </w:p>
         </w:tc>
@@ -366,7 +408,7 @@
           </w:tcPr>
           <w:p>
             <w:r>
-              <w:t>P004</w:t>
+              <w:t>P015</w:t>
             </w:r>
           </w:p>
         </w:tc>
@@ -386,7 +428,7 @@
           </w:tcPr>
           <w:p>
             <w:r>
-              <w:t>['rx_drop', 'sales_spike']</w:t>
+              <w:t>['doctor_concentration', 'cross_territory', 'payout_discrepancy']</w:t>
             </w:r>
           </w:p>
         </w:tc>
@@ -408,7 +450,7 @@
           </w:tcPr>
           <w:p>
             <w:r>
-              <w:t>P004</w:t>
+              <w:t>P022</w:t>
             </w:r>
           </w:p>
         </w:tc>
@@ -419,6 +461,132 @@
           <w:p>
             <w:r>
               <w:t>2026-03</w:t>
+            </w:r>
+          </w:p>
+        </w:tc>
+        <w:tc>
+          <w:tcPr>
+            <w:tcW w:type="dxa" w:w="2160"/>
+          </w:tcPr>
+          <w:p>
+            <w:r>
+              <w:t>['cross_territory', 'payout_discrepancy']</w:t>
+            </w:r>
+          </w:p>
+        </w:tc>
+      </w:tr>
+      <w:tr>
+        <w:tc>
+          <w:tcPr>
+            <w:tcW w:type="dxa" w:w="2160"/>
+          </w:tcPr>
+          <w:p>
+            <w:r>
+              <w:t>FR0007</w:t>
+            </w:r>
+          </w:p>
+        </w:tc>
+        <w:tc>
+          <w:tcPr>
+            <w:tcW w:type="dxa" w:w="2160"/>
+          </w:tcPr>
+          <w:p>
+            <w:r>
+              <w:t>P022</w:t>
+            </w:r>
+          </w:p>
+        </w:tc>
+        <w:tc>
+          <w:tcPr>
+            <w:tcW w:type="dxa" w:w="2160"/>
+          </w:tcPr>
+          <w:p>
+            <w:r>
+              <w:t>2026-05</w:t>
+            </w:r>
+          </w:p>
+        </w:tc>
+        <w:tc>
+          <w:tcPr>
+            <w:tcW w:type="dxa" w:w="2160"/>
+          </w:tcPr>
+          <w:p>
+            <w:r>
+              <w:t>['doctor_concentration']</w:t>
+            </w:r>
+          </w:p>
+        </w:tc>
+      </w:tr>
+      <w:tr>
+        <w:tc>
+          <w:tcPr>
+            <w:tcW w:type="dxa" w:w="2160"/>
+          </w:tcPr>
+          <w:p>
+            <w:r>
+              <w:t>FR0007</w:t>
+            </w:r>
+          </w:p>
+        </w:tc>
+        <w:tc>
+          <w:tcPr>
+            <w:tcW w:type="dxa" w:w="2160"/>
+          </w:tcPr>
+          <w:p>
+            <w:r>
+              <w:t>P024</w:t>
+            </w:r>
+          </w:p>
+        </w:tc>
+        <w:tc>
+          <w:tcPr>
+            <w:tcW w:type="dxa" w:w="2160"/>
+          </w:tcPr>
+          <w:p>
+            <w:r>
+              <w:t>2026-01</w:t>
+            </w:r>
+          </w:p>
+        </w:tc>
+        <w:tc>
+          <w:tcPr>
+            <w:tcW w:type="dxa" w:w="2160"/>
+          </w:tcPr>
+          <w:p>
+            <w:r>
+              <w:t>['cross_territory', 'doctor_concentration', 'sales_spike']</w:t>
+            </w:r>
+          </w:p>
+        </w:tc>
+      </w:tr>
+      <w:tr>
+        <w:tc>
+          <w:tcPr>
+            <w:tcW w:type="dxa" w:w="2160"/>
+          </w:tcPr>
+          <w:p>
+            <w:r>
+              <w:t>FR0007</w:t>
+            </w:r>
+          </w:p>
+        </w:tc>
+        <w:tc>
+          <w:tcPr>
+            <w:tcW w:type="dxa" w:w="2160"/>
+          </w:tcPr>
+          <w:p>
+            <w:r>
+              <w:t>P024</w:t>
+            </w:r>
+          </w:p>
+        </w:tc>
+        <w:tc>
+          <w:tcPr>
+            <w:tcW w:type="dxa" w:w="2160"/>
+          </w:tcPr>
+          <w:p>
+            <w:r>
+              <w:t>2026-06</w:t>
             </w:r>
           </w:p>
         </w:tc>
@@ -450,7 +618,7 @@
           </w:tcPr>
           <w:p>
             <w:r>
-              <w:t>P018</w:t>
+              <w:t>P027</w:t>
             </w:r>
           </w:p>
         </w:tc>
@@ -460,7 +628,91 @@
           </w:tcPr>
           <w:p>
             <w:r>
-              <w:t>2026-02</w:t>
+              <w:t>2026-07</w:t>
+            </w:r>
+          </w:p>
+        </w:tc>
+        <w:tc>
+          <w:tcPr>
+            <w:tcW w:type="dxa" w:w="2160"/>
+          </w:tcPr>
+          <w:p>
+            <w:r>
+              <w:t>['cross_territory', 'rx_drop']</w:t>
+            </w:r>
+          </w:p>
+        </w:tc>
+      </w:tr>
+      <w:tr>
+        <w:tc>
+          <w:tcPr>
+            <w:tcW w:type="dxa" w:w="2160"/>
+          </w:tcPr>
+          <w:p>
+            <w:r>
+              <w:t>FR0008</w:t>
+            </w:r>
+          </w:p>
+        </w:tc>
+        <w:tc>
+          <w:tcPr>
+            <w:tcW w:type="dxa" w:w="2160"/>
+          </w:tcPr>
+          <w:p>
+            <w:r>
+              <w:t>P027</w:t>
+            </w:r>
+          </w:p>
+        </w:tc>
+        <w:tc>
+          <w:tcPr>
+            <w:tcW w:type="dxa" w:w="2160"/>
+          </w:tcPr>
+          <w:p>
+            <w:r>
+              <w:t>2026-01</w:t>
+            </w:r>
+          </w:p>
+        </w:tc>
+        <w:tc>
+          <w:tcPr>
+            <w:tcW w:type="dxa" w:w="2160"/>
+          </w:tcPr>
+          <w:p>
+            <w:r>
+              <w:t>['cross_territory']</w:t>
+            </w:r>
+          </w:p>
+        </w:tc>
+      </w:tr>
+      <w:tr>
+        <w:tc>
+          <w:tcPr>
+            <w:tcW w:type="dxa" w:w="2160"/>
+          </w:tcPr>
+          <w:p>
+            <w:r>
+              <w:t>FR0008</w:t>
+            </w:r>
+          </w:p>
+        </w:tc>
+        <w:tc>
+          <w:tcPr>
+            <w:tcW w:type="dxa" w:w="2160"/>
+          </w:tcPr>
+          <w:p>
+            <w:r>
+              <w:t>P027</w:t>
+            </w:r>
+          </w:p>
+        </w:tc>
+        <w:tc>
+          <w:tcPr>
+            <w:tcW w:type="dxa" w:w="2160"/>
+          </w:tcPr>
+          <w:p>
+            <w:r>
+              <w:t>2026-04</w:t>
             </w:r>
           </w:p>
         </w:tc>
@@ -482,7 +734,7 @@
           </w:tcPr>
           <w:p>
             <w:r>
-              <w:t>FR0008</w:t>
+              <w:t>FR0014</w:t>
             </w:r>
           </w:p>
         </w:tc>
@@ -492,7 +744,7 @@
           </w:tcPr>
           <w:p>
             <w:r>
-              <w:t>P011</w:t>
+              <w:t>P010</w:t>
             </w:r>
           </w:p>
         </w:tc>
@@ -503,48 +755,6 @@
           <w:p>
             <w:r>
               <w:t>2026-04</w:t>
-            </w:r>
-          </w:p>
-        </w:tc>
-        <w:tc>
-          <w:tcPr>
-            <w:tcW w:type="dxa" w:w="2160"/>
-          </w:tcPr>
-          <w:p>
-            <w:r>
-              <w:t>['payout_discrepancy']</w:t>
-            </w:r>
-          </w:p>
-        </w:tc>
-      </w:tr>
-      <w:tr>
-        <w:tc>
-          <w:tcPr>
-            <w:tcW w:type="dxa" w:w="2160"/>
-          </w:tcPr>
-          <w:p>
-            <w:r>
-              <w:t>FR0008</w:t>
-            </w:r>
-          </w:p>
-        </w:tc>
-        <w:tc>
-          <w:tcPr>
-            <w:tcW w:type="dxa" w:w="2160"/>
-          </w:tcPr>
-          <w:p>
-            <w:r>
-              <w:t>P006</w:t>
-            </w:r>
-          </w:p>
-        </w:tc>
-        <w:tc>
-          <w:tcPr>
-            <w:tcW w:type="dxa" w:w="2160"/>
-          </w:tcPr>
-          <w:p>
-            <w:r>
-              <w:t>2026-02</w:t>
             </w:r>
           </w:p>
         </w:tc>
@@ -566,49 +776,7 @@
           </w:tcPr>
           <w:p>
             <w:r>
-              <w:t>FR0008</w:t>
-            </w:r>
-          </w:p>
-        </w:tc>
-        <w:tc>
-          <w:tcPr>
-            <w:tcW w:type="dxa" w:w="2160"/>
-          </w:tcPr>
-          <w:p>
-            <w:r>
-              <w:t>P003</w:t>
-            </w:r>
-          </w:p>
-        </w:tc>
-        <w:tc>
-          <w:tcPr>
-            <w:tcW w:type="dxa" w:w="2160"/>
-          </w:tcPr>
-          <w:p>
-            <w:r>
-              <w:t>2026-01</w:t>
-            </w:r>
-          </w:p>
-        </w:tc>
-        <w:tc>
-          <w:tcPr>
-            <w:tcW w:type="dxa" w:w="2160"/>
-          </w:tcPr>
-          <w:p>
-            <w:r>
-              <w:t>['payout_discrepancy']</w:t>
-            </w:r>
-          </w:p>
-        </w:tc>
-      </w:tr>
-      <w:tr>
-        <w:tc>
-          <w:tcPr>
-            <w:tcW w:type="dxa" w:w="2160"/>
-          </w:tcPr>
-          <w:p>
-            <w:r>
-              <w:t>FR0009</w:t>
+              <w:t>FR0014</w:t>
             </w:r>
           </w:p>
         </w:tc>
@@ -628,7 +796,7 @@
           </w:tcPr>
           <w:p>
             <w:r>
-              <w:t>2026-07</w:t>
+              <w:t>2026-06</w:t>
             </w:r>
           </w:p>
         </w:tc>
@@ -638,7 +806,7 @@
           </w:tcPr>
           <w:p>
             <w:r>
-              <w:t>['doctor_concentration']</w:t>
+              <w:t>['payout_discrepancy', 'cross_territory']</w:t>
             </w:r>
           </w:p>
         </w:tc>
@@ -650,7 +818,7 @@
           </w:tcPr>
           <w:p>
             <w:r>
-              <w:t>FR0010</w:t>
+              <w:t>FR0022</w:t>
             </w:r>
           </w:p>
         </w:tc>
@@ -660,7 +828,7 @@
           </w:tcPr>
           <w:p>
             <w:r>
-              <w:t>P019</w:t>
+              <w:t>P027</w:t>
             </w:r>
           </w:p>
         </w:tc>
@@ -670,7 +838,7 @@
           </w:tcPr>
           <w:p>
             <w:r>
-              <w:t>2026-04</w:t>
+              <w:t>2026-07</w:t>
             </w:r>
           </w:p>
         </w:tc>
@@ -680,7 +848,7 @@
           </w:tcPr>
           <w:p>
             <w:r>
-              <w:t>['cross_territory', 'payout_discrepancy']</w:t>
+              <w:t>['payout_discrepancy', 'doctor_concentration']</w:t>
             </w:r>
           </w:p>
         </w:tc>
@@ -692,7 +860,7 @@
           </w:tcPr>
           <w:p>
             <w:r>
-              <w:t>FR0010</w:t>
+              <w:t>FR0022</w:t>
             </w:r>
           </w:p>
         </w:tc>
@@ -702,7 +870,7 @@
           </w:tcPr>
           <w:p>
             <w:r>
-              <w:t>P018</w:t>
+              <w:t>P026</w:t>
             </w:r>
           </w:p>
         </w:tc>
@@ -712,7 +880,7 @@
           </w:tcPr>
           <w:p>
             <w:r>
-              <w:t>2026-05</w:t>
+              <w:t>2026-06</w:t>
             </w:r>
           </w:p>
         </w:tc>
@@ -734,7 +902,7 @@
           </w:tcPr>
           <w:p>
             <w:r>
-              <w:t>FR0010</w:t>
+              <w:t>FR0026</w:t>
             </w:r>
           </w:p>
         </w:tc>
@@ -744,7 +912,7 @@
           </w:tcPr>
           <w:p>
             <w:r>
-              <w:t>P028</w:t>
+              <w:t>P006</w:t>
             </w:r>
           </w:p>
         </w:tc>
@@ -764,7 +932,49 @@
           </w:tcPr>
           <w:p>
             <w:r>
-              <w:t>['doctor_concentration', 'sales_spike']</w:t>
+              <w:t>['doctor_concentration', 'cross_territory']</w:t>
+            </w:r>
+          </w:p>
+        </w:tc>
+      </w:tr>
+      <w:tr>
+        <w:tc>
+          <w:tcPr>
+            <w:tcW w:type="dxa" w:w="2160"/>
+          </w:tcPr>
+          <w:p>
+            <w:r>
+              <w:t>FR0028</w:t>
+            </w:r>
+          </w:p>
+        </w:tc>
+        <w:tc>
+          <w:tcPr>
+            <w:tcW w:type="dxa" w:w="2160"/>
+          </w:tcPr>
+          <w:p>
+            <w:r>
+              <w:t>P015</w:t>
+            </w:r>
+          </w:p>
+        </w:tc>
+        <w:tc>
+          <w:tcPr>
+            <w:tcW w:type="dxa" w:w="2160"/>
+          </w:tcPr>
+          <w:p>
+            <w:r>
+              <w:t>2026-02</w:t>
+            </w:r>
+          </w:p>
+        </w:tc>
+        <w:tc>
+          <w:tcPr>
+            <w:tcW w:type="dxa" w:w="2160"/>
+          </w:tcPr>
+          <w:p>
+            <w:r>
+              <w:t>['cross_territory', 'doctor_concentration', 'sales_spike']</w:t>
             </w:r>
           </w:p>
         </w:tc>
